--- a/Manuels/Manuel_ReReferencing_module.docx
+++ b/Manuels/Manuel_ReReferencing_module.docx
@@ -59,14 +59,14 @@
           <w:rFonts w:ascii="Calibri" w:hAnsi="Calibri" w:cs="Calibri"/>
           <w:lang w:val="en-US"/>
         </w:rPr>
-        <w:t>2.0</w:t>
-      </w:r>
-      <w:r>
-        <w:rPr>
-          <w:rFonts w:ascii="Calibri" w:hAnsi="Calibri" w:cs="Calibri"/>
-          <w:lang w:val="en-US"/>
-        </w:rPr>
-        <w:t>1</w:t>
+        <w:t>2.</w:t>
+      </w:r>
+      <w:r>
+        <w:rPr>
+          <w:rFonts w:ascii="Calibri" w:hAnsi="Calibri" w:cs="Calibri"/>
+          <w:lang w:val="en-US"/>
+        </w:rPr>
+        <w:t>16</w:t>
       </w:r>
       <w:r>
         <w:rPr>
@@ -80,7 +80,7 @@
           <w:rFonts w:ascii="Calibri" w:hAnsi="Calibri" w:cs="Calibri"/>
           <w:lang w:val="en-US"/>
         </w:rPr>
-        <w:t>20</w:t>
+        <w:t>19</w:t>
       </w:r>
       <w:r>
         <w:rPr>
@@ -94,7 +94,7 @@
           <w:rFonts w:ascii="Calibri" w:hAnsi="Calibri" w:cs="Calibri"/>
           <w:lang w:val="en-US"/>
         </w:rPr>
-        <w:t>11</w:t>
+        <w:t>09</w:t>
       </w:r>
       <w:r>
         <w:rPr>
@@ -108,7 +108,7 @@
           <w:rFonts w:ascii="Calibri" w:hAnsi="Calibri" w:cs="Calibri"/>
           <w:lang w:val="en-US"/>
         </w:rPr>
-        <w:t>5</w:t>
+        <w:t>6</w:t>
       </w:r>
     </w:p>
     <w:p>
@@ -186,14 +186,13 @@
       <w:r>
         <w:rPr>
           <w:rFonts w:ascii="Calibri" w:hAnsi="Calibri" w:cs="Calibri"/>
-          <w:noProof/>
           <w:lang w:val="en-US"/>
         </w:rPr>
         <w:drawing>
-          <wp:inline distT="0" distB="0" distL="0" distR="0" wp14:anchorId="1DAFD3D6" wp14:editId="67292277">
-            <wp:extent cx="3633849" cy="2598811"/>
-            <wp:effectExtent l="0" t="0" r="5080" b="0"/>
-            <wp:docPr id="353325865" name="Picture 1" descr="A screenshot of a computer&#10;&#10;AI-generated content may be incorrect."/>
+          <wp:inline distT="0" distB="0" distL="0" distR="0" wp14:anchorId="2B914E08" wp14:editId="6EFCD416">
+            <wp:extent cx="4836277" cy="3588984"/>
+            <wp:effectExtent l="0" t="0" r="2540" b="0"/>
+            <wp:docPr id="1127058376" name="Picture 1"/>
             <wp:cNvGraphicFramePr>
               <a:graphicFrameLocks xmlns:a="http://schemas.openxmlformats.org/drawingml/2006/main" noChangeAspect="1"/>
             </wp:cNvGraphicFramePr>
@@ -201,7 +200,7 @@
               <a:graphicData uri="http://schemas.openxmlformats.org/drawingml/2006/picture">
                 <pic:pic xmlns:pic="http://schemas.openxmlformats.org/drawingml/2006/picture">
                   <pic:nvPicPr>
-                    <pic:cNvPr id="353325865" name="Picture 1" descr="A screenshot of a computer&#10;&#10;AI-generated content may be incorrect."/>
+                    <pic:cNvPr id="1127058376" name=""/>
                     <pic:cNvPicPr/>
                   </pic:nvPicPr>
                   <pic:blipFill>
@@ -213,7 +212,7 @@
                   <pic:spPr>
                     <a:xfrm>
                       <a:off x="0" y="0"/>
-                      <a:ext cx="3639156" cy="2602607"/>
+                      <a:ext cx="4843079" cy="3594032"/>
                     </a:xfrm>
                     <a:prstGeom prst="rect">
                       <a:avLst/>
@@ -228,32 +227,10 @@
     </w:p>
     <w:p>
       <w:pPr>
-        <w:rPr>
-          <w:rFonts w:ascii="Calibri" w:hAnsi="Calibri" w:cs="Calibri"/>
-          <w:lang w:val="en-US"/>
-        </w:rPr>
-      </w:pPr>
-      <w:r>
-        <w:rPr>
-          <w:rFonts w:ascii="Calibri" w:hAnsi="Calibri" w:cs="Calibri"/>
-          <w:lang w:val="en-US"/>
-        </w:rPr>
-        <w:t>Pannel A</w:t>
-      </w:r>
-      <w:r>
-        <w:rPr>
-          <w:rFonts w:ascii="Calibri" w:hAnsi="Calibri" w:cs="Calibri"/>
-          <w:lang w:val="en-US"/>
-        </w:rPr>
-        <w:t>:</w:t>
-      </w:r>
-    </w:p>
-    <w:p>
-      <w:pPr>
         <w:pStyle w:val="ListParagraph"/>
         <w:numPr>
           <w:ilvl w:val="0"/>
-          <w:numId w:val="3"/>
+          <w:numId w:val="4"/>
         </w:numPr>
         <w:rPr>
           <w:rFonts w:ascii="Calibri" w:hAnsi="Calibri" w:cs="Calibri"/>
@@ -265,39 +242,7 @@
           <w:rFonts w:ascii="Calibri" w:hAnsi="Calibri" w:cs="Calibri"/>
           <w:lang w:val="en-US"/>
         </w:rPr>
-        <w:t xml:space="preserve">The default option is to use the </w:t>
-      </w:r>
-      <w:r>
-        <w:rPr>
-          <w:rFonts w:ascii="Calibri" w:hAnsi="Calibri" w:cs="Calibri"/>
-          <w:i/>
-          <w:iCs/>
-          <w:lang w:val="en-US"/>
-        </w:rPr>
-        <w:t>'Average'</w:t>
-      </w:r>
-      <w:r>
-        <w:rPr>
-          <w:rFonts w:ascii="Calibri" w:hAnsi="Calibri" w:cs="Calibri"/>
-          <w:lang w:val="en-US"/>
-        </w:rPr>
-        <w:t xml:space="preserve"> reference. However, you can select any other scalp channel. You can even select multiple channels using Ctrl+click to create a custom average reference. In this case, though, you cannot select the </w:t>
-      </w:r>
-      <w:r>
-        <w:rPr>
-          <w:rFonts w:ascii="Calibri" w:hAnsi="Calibri" w:cs="Calibri"/>
-          <w:i/>
-          <w:iCs/>
-          <w:lang w:val="en-US"/>
-        </w:rPr>
-        <w:t>'Average'</w:t>
-      </w:r>
-      <w:r>
-        <w:rPr>
-          <w:rFonts w:ascii="Calibri" w:hAnsi="Calibri" w:cs="Calibri"/>
-          <w:lang w:val="en-US"/>
-        </w:rPr>
-        <w:t xml:space="preserve"> option.</w:t>
+        <w:t>There are two panels for saving two different sets of parameters.</w:t>
       </w:r>
       <w:r>
         <w:rPr>
@@ -305,6 +250,49 @@
           <w:lang w:val="en-US"/>
         </w:rPr>
         <w:t xml:space="preserve"> </w:t>
+      </w:r>
+      <w:r>
+        <w:rPr>
+          <w:rFonts w:ascii="Calibri" w:hAnsi="Calibri" w:cs="Calibri"/>
+          <w:lang w:val="en-US"/>
+        </w:rPr>
+        <w:t>T</w:t>
+      </w:r>
+      <w:r>
+        <w:rPr>
+          <w:rFonts w:ascii="Calibri" w:hAnsi="Calibri" w:cs="Calibri"/>
+          <w:lang w:val="en-US"/>
+        </w:rPr>
+        <w:t>his is useful when you need to apply a re-referencing step twice in your EEG processing pipeline (as is the case with Biosemi data, which should first be re-referenced to Cz at the start, and then to Average at the end). This is particularly useful when programming a batch (see the manual for BATCH parameters).</w:t>
+      </w:r>
+      <w:r>
+        <w:rPr>
+          <w:rFonts w:ascii="Calibri" w:hAnsi="Calibri" w:cs="Calibri"/>
+          <w:lang w:val="en-US"/>
+        </w:rPr>
+        <w:t xml:space="preserve"> </w:t>
+      </w:r>
+    </w:p>
+    <w:p>
+      <w:pPr>
+        <w:rPr>
+          <w:rFonts w:ascii="Calibri" w:hAnsi="Calibri" w:cs="Calibri"/>
+          <w:lang w:val="en-US"/>
+        </w:rPr>
+      </w:pPr>
+      <w:r>
+        <w:rPr>
+          <w:rFonts w:ascii="Calibri" w:hAnsi="Calibri" w:cs="Calibri"/>
+          <w:lang w:val="en-US"/>
+        </w:rPr>
+        <w:t>Pannel A</w:t>
+      </w:r>
+      <w:r>
+        <w:rPr>
+          <w:rFonts w:ascii="Calibri" w:hAnsi="Calibri" w:cs="Calibri"/>
+          <w:lang w:val="en-US"/>
+        </w:rPr>
+        <w:t>:</w:t>
       </w:r>
     </w:p>
     <w:p>
@@ -312,7 +300,7 @@
         <w:pStyle w:val="ListParagraph"/>
         <w:numPr>
           <w:ilvl w:val="0"/>
-          <w:numId w:val="3"/>
+          <w:numId w:val="4"/>
         </w:numPr>
         <w:rPr>
           <w:rFonts w:ascii="Calibri" w:hAnsi="Calibri" w:cs="Calibri"/>
@@ -324,7 +312,7 @@
           <w:rFonts w:ascii="Calibri" w:hAnsi="Calibri" w:cs="Calibri"/>
           <w:lang w:val="en-US"/>
         </w:rPr>
-        <w:t xml:space="preserve">In the majority, leave the default option </w:t>
+        <w:t xml:space="preserve">The default option is to use the </w:t>
       </w:r>
       <w:r>
         <w:rPr>
@@ -333,7 +321,42 @@
           <w:iCs/>
           <w:lang w:val="en-US"/>
         </w:rPr>
-        <w:t>‘</w:t>
+        <w:t>'Average'</w:t>
+      </w:r>
+      <w:r>
+        <w:rPr>
+          <w:rFonts w:ascii="Calibri" w:hAnsi="Calibri" w:cs="Calibri"/>
+          <w:lang w:val="en-US"/>
+        </w:rPr>
+        <w:t xml:space="preserve"> reference. However, you can select any other scalp channel. You can even select multiple channels using Ctrl</w:t>
+      </w:r>
+      <w:r>
+        <w:rPr>
+          <w:rFonts w:ascii="Calibri" w:hAnsi="Calibri" w:cs="Calibri"/>
+          <w:lang w:val="en-US"/>
+        </w:rPr>
+        <w:t xml:space="preserve"> </w:t>
+      </w:r>
+      <w:r>
+        <w:rPr>
+          <w:rFonts w:ascii="Calibri" w:hAnsi="Calibri" w:cs="Calibri"/>
+          <w:lang w:val="en-US"/>
+        </w:rPr>
+        <w:t>+</w:t>
+      </w:r>
+      <w:r>
+        <w:rPr>
+          <w:rFonts w:ascii="Calibri" w:hAnsi="Calibri" w:cs="Calibri"/>
+          <w:lang w:val="en-US"/>
+        </w:rPr>
+        <w:t xml:space="preserve"> mouse </w:t>
+      </w:r>
+      <w:r>
+        <w:rPr>
+          <w:rFonts w:ascii="Calibri" w:hAnsi="Calibri" w:cs="Calibri"/>
+          <w:lang w:val="en-US"/>
+        </w:rPr>
+        <w:t xml:space="preserve">click to create a custom average reference. In this case, though, you cannot select the </w:t>
       </w:r>
       <w:r>
         <w:rPr>
@@ -342,54 +365,21 @@
           <w:iCs/>
           <w:lang w:val="en-US"/>
         </w:rPr>
-        <w:t>all</w:t>
-      </w:r>
-      <w:r>
-        <w:rPr>
-          <w:rFonts w:ascii="Calibri" w:hAnsi="Calibri" w:cs="Calibri"/>
-          <w:i/>
-          <w:iCs/>
-          <w:lang w:val="en-US"/>
-        </w:rPr>
-        <w:t>’</w:t>
-      </w:r>
-      <w:r>
-        <w:rPr>
-          <w:rFonts w:ascii="Calibri" w:hAnsi="Calibri" w:cs="Calibri"/>
-          <w:lang w:val="en-US"/>
-        </w:rPr>
-        <w:t xml:space="preserve">. </w:t>
-      </w:r>
-    </w:p>
-    <w:p>
-      <w:pPr>
-        <w:pStyle w:val="ListParagraph"/>
-        <w:rPr>
-          <w:rFonts w:ascii="Calibri" w:hAnsi="Calibri" w:cs="Calibri"/>
-          <w:lang w:val="en-US"/>
-        </w:rPr>
-      </w:pPr>
-    </w:p>
-    <w:p>
-      <w:pPr>
-        <w:rPr>
-          <w:rFonts w:ascii="Calibri" w:hAnsi="Calibri" w:cs="Calibri"/>
-          <w:lang w:val="en-US"/>
-        </w:rPr>
-      </w:pPr>
-      <w:r>
-        <w:rPr>
-          <w:rFonts w:ascii="Calibri" w:hAnsi="Calibri" w:cs="Calibri"/>
-          <w:lang w:val="en-US"/>
-        </w:rPr>
-        <w:t>Pannel B</w:t>
-      </w:r>
-      <w:r>
-        <w:rPr>
-          <w:rFonts w:ascii="Calibri" w:hAnsi="Calibri" w:cs="Calibri"/>
-          <w:lang w:val="en-US"/>
-        </w:rPr>
-        <w:t>:</w:t>
+        <w:t>'Average'</w:t>
+      </w:r>
+      <w:r>
+        <w:rPr>
+          <w:rFonts w:ascii="Calibri" w:hAnsi="Calibri" w:cs="Calibri"/>
+          <w:lang w:val="en-US"/>
+        </w:rPr>
+        <w:t xml:space="preserve"> option.</w:t>
+      </w:r>
+      <w:r>
+        <w:rPr>
+          <w:rFonts w:ascii="Calibri" w:hAnsi="Calibri" w:cs="Calibri"/>
+          <w:lang w:val="en-US"/>
+        </w:rPr>
+        <w:t xml:space="preserve"> </w:t>
       </w:r>
     </w:p>
     <w:p>
@@ -397,7 +387,7 @@
         <w:pStyle w:val="ListParagraph"/>
         <w:numPr>
           <w:ilvl w:val="0"/>
-          <w:numId w:val="3"/>
+          <w:numId w:val="4"/>
         </w:numPr>
         <w:rPr>
           <w:rFonts w:ascii="Calibri" w:hAnsi="Calibri" w:cs="Calibri"/>
@@ -409,7 +399,72 @@
           <w:rFonts w:ascii="Calibri" w:hAnsi="Calibri" w:cs="Calibri"/>
           <w:lang w:val="en-US"/>
         </w:rPr>
-        <w:t xml:space="preserve">Select the format for the output files. </w:t>
+        <w:t xml:space="preserve">In the majority, leave the default option </w:t>
+      </w:r>
+      <w:r>
+        <w:rPr>
+          <w:rFonts w:ascii="Calibri" w:hAnsi="Calibri" w:cs="Calibri"/>
+          <w:i/>
+          <w:iCs/>
+          <w:lang w:val="en-US"/>
+        </w:rPr>
+        <w:t>‘</w:t>
+      </w:r>
+      <w:r>
+        <w:rPr>
+          <w:rFonts w:ascii="Calibri" w:hAnsi="Calibri" w:cs="Calibri"/>
+          <w:i/>
+          <w:iCs/>
+          <w:lang w:val="en-US"/>
+        </w:rPr>
+        <w:t>all</w:t>
+      </w:r>
+      <w:r>
+        <w:rPr>
+          <w:rFonts w:ascii="Calibri" w:hAnsi="Calibri" w:cs="Calibri"/>
+          <w:i/>
+          <w:iCs/>
+          <w:lang w:val="en-US"/>
+        </w:rPr>
+        <w:t>’</w:t>
+      </w:r>
+      <w:r>
+        <w:rPr>
+          <w:rFonts w:ascii="Calibri" w:hAnsi="Calibri" w:cs="Calibri"/>
+          <w:lang w:val="en-US"/>
+        </w:rPr>
+        <w:t xml:space="preserve">. </w:t>
+      </w:r>
+    </w:p>
+    <w:p>
+      <w:pPr>
+        <w:pStyle w:val="ListParagraph"/>
+        <w:rPr>
+          <w:rFonts w:ascii="Calibri" w:hAnsi="Calibri" w:cs="Calibri"/>
+          <w:lang w:val="en-US"/>
+        </w:rPr>
+      </w:pPr>
+    </w:p>
+    <w:p>
+      <w:pPr>
+        <w:rPr>
+          <w:rFonts w:ascii="Calibri" w:hAnsi="Calibri" w:cs="Calibri"/>
+          <w:lang w:val="en-US"/>
+        </w:rPr>
+      </w:pPr>
+      <w:r>
+        <w:rPr>
+          <w:rFonts w:ascii="Calibri" w:hAnsi="Calibri" w:cs="Calibri"/>
+          <w:lang w:val="en-US"/>
+        </w:rPr>
+        <w:t>Pannel B</w:t>
+      </w:r>
+      <w:r>
+        <w:rPr>
+          <w:rFonts w:ascii="Calibri" w:hAnsi="Calibri" w:cs="Calibri"/>
+          <w:lang w:val="en-US"/>
+        </w:rPr>
+        <w:t>:</w:t>
       </w:r>
     </w:p>
     <w:p>
@@ -417,7 +472,7 @@
         <w:pStyle w:val="ListParagraph"/>
         <w:numPr>
           <w:ilvl w:val="0"/>
-          <w:numId w:val="3"/>
+          <w:numId w:val="4"/>
         </w:numPr>
         <w:rPr>
           <w:rFonts w:ascii="Calibri" w:hAnsi="Calibri" w:cs="Calibri"/>
@@ -429,14 +484,8 @@
           <w:rFonts w:ascii="Calibri" w:hAnsi="Calibri" w:cs="Calibri"/>
           <w:lang w:val="en-US"/>
         </w:rPr>
-        <w:t>Select the destination folder where the results files will be saved. Note that this reproduces the input structure. For example, if the input files were in subfolders, there would be a folder per participant.</w:t>
-      </w:r>
-      <w:r>
-        <w:rPr>
-          <w:rFonts w:ascii="Calibri" w:hAnsi="Calibri" w:cs="Calibri"/>
-          <w:lang w:val="en-US"/>
-        </w:rPr>
-        <w:t xml:space="preserve"> </w:t>
+        <w:lastRenderedPageBreak/>
+        <w:t xml:space="preserve">Select the format for the output files. </w:t>
       </w:r>
     </w:p>
     <w:p>
@@ -444,7 +493,7 @@
         <w:pStyle w:val="ListParagraph"/>
         <w:numPr>
           <w:ilvl w:val="0"/>
-          <w:numId w:val="3"/>
+          <w:numId w:val="4"/>
         </w:numPr>
         <w:rPr>
           <w:rFonts w:ascii="Calibri" w:hAnsi="Calibri" w:cs="Calibri"/>
@@ -456,14 +505,14 @@
           <w:rFonts w:ascii="Calibri" w:hAnsi="Calibri" w:cs="Calibri"/>
           <w:lang w:val="en-US"/>
         </w:rPr>
-        <w:t>The suffix added to the input filename to obtain the output filename</w:t>
-      </w:r>
-      <w:r>
-        <w:rPr>
-          <w:rFonts w:ascii="Calibri" w:hAnsi="Calibri" w:cs="Calibri"/>
-          <w:lang w:val="en-US"/>
-        </w:rPr>
-        <w:t>.</w:t>
+        <w:t>Select the destination folder where the results files will be saved. Note that this reproduces the input structure. For example, if the input files were in subfolders, there would be a folder per participant.</w:t>
+      </w:r>
+      <w:r>
+        <w:rPr>
+          <w:rFonts w:ascii="Calibri" w:hAnsi="Calibri" w:cs="Calibri"/>
+          <w:lang w:val="en-US"/>
+        </w:rPr>
+        <w:t xml:space="preserve"> </w:t>
       </w:r>
     </w:p>
     <w:p>
@@ -471,7 +520,34 @@
         <w:pStyle w:val="ListParagraph"/>
         <w:numPr>
           <w:ilvl w:val="0"/>
-          <w:numId w:val="3"/>
+          <w:numId w:val="4"/>
+        </w:numPr>
+        <w:rPr>
+          <w:rFonts w:ascii="Calibri" w:hAnsi="Calibri" w:cs="Calibri"/>
+          <w:lang w:val="en-US"/>
+        </w:rPr>
+      </w:pPr>
+      <w:r>
+        <w:rPr>
+          <w:rFonts w:ascii="Calibri" w:hAnsi="Calibri" w:cs="Calibri"/>
+          <w:lang w:val="en-US"/>
+        </w:rPr>
+        <w:t>The suffix added to the input filename to obtain the output filename</w:t>
+      </w:r>
+      <w:r>
+        <w:rPr>
+          <w:rFonts w:ascii="Calibri" w:hAnsi="Calibri" w:cs="Calibri"/>
+          <w:lang w:val="en-US"/>
+        </w:rPr>
+        <w:t>.</w:t>
+      </w:r>
+    </w:p>
+    <w:p>
+      <w:pPr>
+        <w:pStyle w:val="ListParagraph"/>
+        <w:numPr>
+          <w:ilvl w:val="0"/>
+          <w:numId w:val="4"/>
         </w:numPr>
         <w:rPr>
           <w:rFonts w:ascii="Calibri" w:hAnsi="Calibri" w:cs="Calibri"/>
@@ -491,7 +567,7 @@
         <w:pStyle w:val="ListParagraph"/>
         <w:numPr>
           <w:ilvl w:val="1"/>
-          <w:numId w:val="3"/>
+          <w:numId w:val="4"/>
         </w:numPr>
         <w:rPr>
           <w:rFonts w:ascii="Calibri" w:hAnsi="Calibri" w:cs="Calibri"/>
@@ -562,7 +638,7 @@
         <w:pStyle w:val="ListParagraph"/>
         <w:numPr>
           <w:ilvl w:val="1"/>
-          <w:numId w:val="3"/>
+          <w:numId w:val="4"/>
         </w:numPr>
         <w:rPr>
           <w:rFonts w:ascii="Calibri" w:hAnsi="Calibri" w:cs="Calibri"/>
@@ -626,7 +702,7 @@
         <w:pStyle w:val="ListParagraph"/>
         <w:numPr>
           <w:ilvl w:val="1"/>
-          <w:numId w:val="3"/>
+          <w:numId w:val="4"/>
         </w:numPr>
         <w:rPr>
           <w:rFonts w:ascii="Calibri" w:hAnsi="Calibri" w:cs="Calibri"/>
@@ -638,7 +714,6 @@
           <w:rFonts w:ascii="Calibri" w:hAnsi="Calibri" w:cs="Calibri"/>
           <w:lang w:val="en-US"/>
         </w:rPr>
-        <w:lastRenderedPageBreak/>
         <w:t xml:space="preserve">The button </w:t>
       </w:r>
       <w:r>
@@ -909,6 +984,95 @@
 <file path=word/numbering.xml><?xml version="1.0" encoding="utf-8"?>
 <w:numbering xmlns:wpc="http://schemas.microsoft.com/office/word/2010/wordprocessingCanvas" xmlns:cx="http://schemas.microsoft.com/office/drawing/2014/chartex" xmlns:cx1="http://schemas.microsoft.com/office/drawing/2015/9/8/chartex" xmlns:cx2="http://schemas.microsoft.com/office/drawing/2015/10/21/chartex" xmlns:cx3="http://schemas.microsoft.com/office/drawing/2016/5/9/chartex" xmlns:cx4="http://schemas.microsoft.com/office/drawing/2016/5/10/chartex" xmlns:cx5="http://schemas.microsoft.com/office/drawing/2016/5/11/chartex" xmlns:cx6="http://schemas.microsoft.com/office/drawing/2016/5/12/chartex" xmlns:cx7="http://schemas.microsoft.com/office/drawing/2016/5/13/chartex" xmlns:cx8="http://schemas.microsoft.com/office/drawing/2016/5/14/chartex" xmlns:mc="http://schemas.openxmlformats.org/markup-compatibility/2006" xmlns:aink="http://schemas.microsoft.com/office/drawing/2016/ink" xmlns:am3d="http://schemas.microsoft.com/office/drawing/2017/model3d" xmlns:o="urn:schemas-microsoft-com:office:office" xmlns:oel="http://schemas.microsoft.com/office/2019/extlst" xmlns:r="http://schemas.openxmlformats.org/officeDocument/2006/relationships" xmlns:m="http://schemas.openxmlformats.org/officeDocument/2006/math" xmlns:v="urn:schemas-microsoft-com:vml" xmlns:wp14="http://schemas.microsoft.com/office/word/2010/wordprocessingDrawing" xmlns:wp="http://schemas.openxmlformats.org/drawingml/2006/wordprocessingDrawing" xmlns:w10="urn:schemas-microsoft-com:office:word" xmlns:w="http://schemas.openxmlformats.org/wordprocessingml/2006/main" xmlns:w14="http://schemas.microsoft.com/office/word/2010/wordml" xmlns:w15="http://schemas.microsoft.com/office/word/2012/wordml" xmlns:w16cex="http://schemas.microsoft.com/office/word/2018/wordml/cex" xmlns:w16cid="http://schemas.microsoft.com/office/word/2016/wordml/cid" xmlns:w16="http://schemas.microsoft.com/office/word/2018/wordml" xmlns:w16du="http://schemas.microsoft.com/office/word/2023/wordml/word16du" xmlns:w16sdtdh="http://schemas.microsoft.com/office/word/2020/wordml/sdtdatahash" xmlns:w16sdtfl="http://schemas.microsoft.com/office/word/2024/wordml/sdtformatlock" xmlns:w16se="http://schemas.microsoft.com/office/word/2015/wordml/symex" xmlns:wpg="http://schemas.microsoft.com/office/word/2010/wordprocessingGroup" xmlns:wpi="http://schemas.microsoft.com/office/word/2010/wordprocessingInk" xmlns:wne="http://schemas.microsoft.com/office/word/2006/wordml" xmlns:wps="http://schemas.microsoft.com/office/word/2010/wordprocessingShape" mc:Ignorable="w14 w15 w16se w16cid w16 w16cex w16sdtdh w16sdtfl w16du wp14">
   <w:abstractNum w:abstractNumId="0" w15:restartNumberingAfterBreak="0">
+    <w:nsid w:val="23FB0A58"/>
+    <w:multiLevelType w:val="hybridMultilevel"/>
+    <w:tmpl w:val="DE8C3A5C"/>
+    <w:lvl w:ilvl="0" w:tplc="1000000F">
+      <w:start w:val="1"/>
+      <w:numFmt w:val="decimal"/>
+      <w:lvlText w:val="%1."/>
+      <w:lvlJc w:val="left"/>
+      <w:pPr>
+        <w:ind w:left="720" w:hanging="360"/>
+      </w:pPr>
+      <w:rPr>
+        <w:rFonts w:hint="default"/>
+      </w:rPr>
+    </w:lvl>
+    <w:lvl w:ilvl="1" w:tplc="10000019">
+      <w:start w:val="1"/>
+      <w:numFmt w:val="lowerLetter"/>
+      <w:lvlText w:val="%2."/>
+      <w:lvlJc w:val="left"/>
+      <w:pPr>
+        <w:ind w:left="1440" w:hanging="360"/>
+      </w:pPr>
+    </w:lvl>
+    <w:lvl w:ilvl="2" w:tplc="1000001B" w:tentative="1">
+      <w:start w:val="1"/>
+      <w:numFmt w:val="lowerRoman"/>
+      <w:lvlText w:val="%3."/>
+      <w:lvlJc w:val="right"/>
+      <w:pPr>
+        <w:ind w:left="2160" w:hanging="180"/>
+      </w:pPr>
+    </w:lvl>
+    <w:lvl w:ilvl="3" w:tplc="1000000F" w:tentative="1">
+      <w:start w:val="1"/>
+      <w:numFmt w:val="decimal"/>
+      <w:lvlText w:val="%4."/>
+      <w:lvlJc w:val="left"/>
+      <w:pPr>
+        <w:ind w:left="2880" w:hanging="360"/>
+      </w:pPr>
+    </w:lvl>
+    <w:lvl w:ilvl="4" w:tplc="10000019" w:tentative="1">
+      <w:start w:val="1"/>
+      <w:numFmt w:val="lowerLetter"/>
+      <w:lvlText w:val="%5."/>
+      <w:lvlJc w:val="left"/>
+      <w:pPr>
+        <w:ind w:left="3600" w:hanging="360"/>
+      </w:pPr>
+    </w:lvl>
+    <w:lvl w:ilvl="5" w:tplc="1000001B" w:tentative="1">
+      <w:start w:val="1"/>
+      <w:numFmt w:val="lowerRoman"/>
+      <w:lvlText w:val="%6."/>
+      <w:lvlJc w:val="right"/>
+      <w:pPr>
+        <w:ind w:left="4320" w:hanging="180"/>
+      </w:pPr>
+    </w:lvl>
+    <w:lvl w:ilvl="6" w:tplc="1000000F" w:tentative="1">
+      <w:start w:val="1"/>
+      <w:numFmt w:val="decimal"/>
+      <w:lvlText w:val="%7."/>
+      <w:lvlJc w:val="left"/>
+      <w:pPr>
+        <w:ind w:left="5040" w:hanging="360"/>
+      </w:pPr>
+    </w:lvl>
+    <w:lvl w:ilvl="7" w:tplc="10000019" w:tentative="1">
+      <w:start w:val="1"/>
+      <w:numFmt w:val="lowerLetter"/>
+      <w:lvlText w:val="%8."/>
+      <w:lvlJc w:val="left"/>
+      <w:pPr>
+        <w:ind w:left="5760" w:hanging="360"/>
+      </w:pPr>
+    </w:lvl>
+    <w:lvl w:ilvl="8" w:tplc="1000001B" w:tentative="1">
+      <w:start w:val="1"/>
+      <w:numFmt w:val="lowerRoman"/>
+      <w:lvlText w:val="%9."/>
+      <w:lvlJc w:val="right"/>
+      <w:pPr>
+        <w:ind w:left="6480" w:hanging="180"/>
+      </w:pPr>
+    </w:lvl>
+  </w:abstractNum>
+  <w:abstractNum w:abstractNumId="1" w15:restartNumberingAfterBreak="0">
     <w:nsid w:val="30FB5B1B"/>
     <w:multiLevelType w:val="hybridMultilevel"/>
     <w:tmpl w:val="8EFC049C"/>
@@ -997,7 +1161,7 @@
       </w:pPr>
     </w:lvl>
   </w:abstractNum>
-  <w:abstractNum w:abstractNumId="1" w15:restartNumberingAfterBreak="0">
+  <w:abstractNum w:abstractNumId="2" w15:restartNumberingAfterBreak="0">
     <w:nsid w:val="38A13465"/>
     <w:multiLevelType w:val="hybridMultilevel"/>
     <w:tmpl w:val="8396749C"/>
@@ -1086,7 +1250,7 @@
       </w:pPr>
     </w:lvl>
   </w:abstractNum>
-  <w:abstractNum w:abstractNumId="2" w15:restartNumberingAfterBreak="0">
+  <w:abstractNum w:abstractNumId="3" w15:restartNumberingAfterBreak="0">
     <w:nsid w:val="79C13DAD"/>
     <w:multiLevelType w:val="hybridMultilevel"/>
     <w:tmpl w:val="8396749C"/>
@@ -1176,12 +1340,15 @@
     </w:lvl>
   </w:abstractNum>
   <w:num w:numId="1" w16cid:durableId="1871911421">
+    <w:abstractNumId w:val="2"/>
+  </w:num>
+  <w:num w:numId="2" w16cid:durableId="1601183589">
+    <w:abstractNumId w:val="3"/>
+  </w:num>
+  <w:num w:numId="3" w16cid:durableId="1237478245">
     <w:abstractNumId w:val="1"/>
   </w:num>
-  <w:num w:numId="2" w16cid:durableId="1601183589">
-    <w:abstractNumId w:val="2"/>
-  </w:num>
-  <w:num w:numId="3" w16cid:durableId="1237478245">
+  <w:num w:numId="4" w16cid:durableId="222760939">
     <w:abstractNumId w:val="0"/>
   </w:num>
 </w:numbering>
